--- a/tillsyn/A 433-2026 tillsynsbegäran.docx
+++ b/tillsyn/A 433-2026 tillsynsbegäran.docx
@@ -231,7 +231,7 @@
     <w:r>
       <w:tab/>
       <w:tab/>
-      <w:t>2026-01-08</w:t>
+      <w:t>2026-01-09</w:t>
       <w:br/>
       <w:br/>
     </w:r>

--- a/tillsyn/A 433-2026 tillsynsbegäran.docx
+++ b/tillsyn/A 433-2026 tillsynsbegäran.docx
@@ -231,7 +231,7 @@
     <w:r>
       <w:tab/>
       <w:tab/>
-      <w:t>2026-01-09</w:t>
+      <w:t>2026-01-10</w:t>
       <w:br/>
       <w:br/>
     </w:r>

--- a/tillsyn/A 433-2026 tillsynsbegäran.docx
+++ b/tillsyn/A 433-2026 tillsynsbegäran.docx
@@ -231,7 +231,7 @@
     <w:r>
       <w:tab/>
       <w:tab/>
-      <w:t>2026-01-10</w:t>
+      <w:t>2026-01-11</w:t>
       <w:br/>
       <w:br/>
     </w:r>

--- a/tillsyn/A 433-2026 tillsynsbegäran.docx
+++ b/tillsyn/A 433-2026 tillsynsbegäran.docx
@@ -231,7 +231,7 @@
     <w:r>
       <w:tab/>
       <w:tab/>
-      <w:t>2026-01-11</w:t>
+      <w:t>2026-01-12</w:t>
       <w:br/>
       <w:br/>
     </w:r>

--- a/tillsyn/A 433-2026 tillsynsbegäran.docx
+++ b/tillsyn/A 433-2026 tillsynsbegäran.docx
@@ -231,7 +231,7 @@
     <w:r>
       <w:tab/>
       <w:tab/>
-      <w:t>2026-01-12</w:t>
+      <w:t>2026-01-13</w:t>
       <w:br/>
       <w:br/>
     </w:r>

--- a/tillsyn/A 433-2026 tillsynsbegäran.docx
+++ b/tillsyn/A 433-2026 tillsynsbegäran.docx
@@ -231,7 +231,7 @@
     <w:r>
       <w:tab/>
       <w:tab/>
-      <w:t>2026-01-13</w:t>
+      <w:t>2026-01-14</w:t>
       <w:br/>
       <w:br/>
     </w:r>

--- a/tillsyn/A 433-2026 tillsynsbegäran.docx
+++ b/tillsyn/A 433-2026 tillsynsbegäran.docx
@@ -231,7 +231,7 @@
     <w:r>
       <w:tab/>
       <w:tab/>
-      <w:t>2026-01-14</w:t>
+      <w:t>2026-01-15</w:t>
       <w:br/>
       <w:br/>
     </w:r>

--- a/tillsyn/A 433-2026 tillsynsbegäran.docx
+++ b/tillsyn/A 433-2026 tillsynsbegäran.docx
@@ -231,7 +231,7 @@
     <w:r>
       <w:tab/>
       <w:tab/>
-      <w:t>2026-01-15</w:t>
+      <w:t>2026-01-16</w:t>
       <w:br/>
       <w:br/>
     </w:r>

--- a/tillsyn/A 433-2026 tillsynsbegäran.docx
+++ b/tillsyn/A 433-2026 tillsynsbegäran.docx
@@ -231,7 +231,7 @@
     <w:r>
       <w:tab/>
       <w:tab/>
-      <w:t>2026-01-16</w:t>
+      <w:t>2026-01-17</w:t>
       <w:br/>
       <w:br/>
     </w:r>

--- a/tillsyn/A 433-2026 tillsynsbegäran.docx
+++ b/tillsyn/A 433-2026 tillsynsbegäran.docx
@@ -231,7 +231,7 @@
     <w:r>
       <w:tab/>
       <w:tab/>
-      <w:t>2026-01-17</w:t>
+      <w:t>2026-01-18</w:t>
       <w:br/>
       <w:br/>
     </w:r>

--- a/tillsyn/A 433-2026 tillsynsbegäran.docx
+++ b/tillsyn/A 433-2026 tillsynsbegäran.docx
@@ -231,7 +231,7 @@
     <w:r>
       <w:tab/>
       <w:tab/>
-      <w:t>2026-01-18</w:t>
+      <w:t>2026-01-19</w:t>
       <w:br/>
       <w:br/>
     </w:r>

--- a/tillsyn/A 433-2026 tillsynsbegäran.docx
+++ b/tillsyn/A 433-2026 tillsynsbegäran.docx
@@ -231,7 +231,7 @@
     <w:r>
       <w:tab/>
       <w:tab/>
-      <w:t>2026-01-19</w:t>
+      <w:t>2026-01-20</w:t>
       <w:br/>
       <w:br/>
     </w:r>

--- a/tillsyn/A 433-2026 tillsynsbegäran.docx
+++ b/tillsyn/A 433-2026 tillsynsbegäran.docx
@@ -231,7 +231,7 @@
     <w:r>
       <w:tab/>
       <w:tab/>
-      <w:t>2026-01-20</w:t>
+      <w:t>2026-01-21</w:t>
       <w:br/>
       <w:br/>
     </w:r>

--- a/tillsyn/A 433-2026 tillsynsbegäran.docx
+++ b/tillsyn/A 433-2026 tillsynsbegäran.docx
@@ -231,7 +231,7 @@
     <w:r>
       <w:tab/>
       <w:tab/>
-      <w:t>2026-01-21</w:t>
+      <w:t>2026-01-23</w:t>
       <w:br/>
       <w:br/>
     </w:r>

--- a/tillsyn/A 433-2026 tillsynsbegäran.docx
+++ b/tillsyn/A 433-2026 tillsynsbegäran.docx
@@ -231,7 +231,7 @@
     <w:r>
       <w:tab/>
       <w:tab/>
-      <w:t>2026-01-23</w:t>
+      <w:t>2026-01-24</w:t>
       <w:br/>
       <w:br/>
     </w:r>

--- a/tillsyn/A 433-2026 tillsynsbegäran.docx
+++ b/tillsyn/A 433-2026 tillsynsbegäran.docx
@@ -231,7 +231,7 @@
     <w:r>
       <w:tab/>
       <w:tab/>
-      <w:t>2026-01-24</w:t>
+      <w:t>2026-01-25</w:t>
       <w:br/>
       <w:br/>
     </w:r>

--- a/tillsyn/A 433-2026 tillsynsbegäran.docx
+++ b/tillsyn/A 433-2026 tillsynsbegäran.docx
@@ -231,7 +231,7 @@
     <w:r>
       <w:tab/>
       <w:tab/>
-      <w:t>2026-01-25</w:t>
+      <w:t>2026-01-26</w:t>
       <w:br/>
       <w:br/>
     </w:r>

--- a/tillsyn/A 433-2026 tillsynsbegäran.docx
+++ b/tillsyn/A 433-2026 tillsynsbegäran.docx
@@ -231,7 +231,7 @@
     <w:r>
       <w:tab/>
       <w:tab/>
-      <w:t>2026-01-26</w:t>
+      <w:t>2026-01-27</w:t>
       <w:br/>
       <w:br/>
     </w:r>

--- a/tillsyn/A 433-2026 tillsynsbegäran.docx
+++ b/tillsyn/A 433-2026 tillsynsbegäran.docx
@@ -231,7 +231,7 @@
     <w:r>
       <w:tab/>
       <w:tab/>
-      <w:t>2026-01-27</w:t>
+      <w:t>2026-01-28</w:t>
       <w:br/>
       <w:br/>
     </w:r>

--- a/tillsyn/A 433-2026 tillsynsbegäran.docx
+++ b/tillsyn/A 433-2026 tillsynsbegäran.docx
@@ -91,6 +91,35 @@
       </w:r>
     </w:p>
     <w:p>
+      <w:r>
+        <w:rPr>
+          <w:b/>
+        </w:rPr>
+        <w:t>Slåtterfibbla (NT)</w:t>
+      </w:r>
+      <w:r>
+        <w:t xml:space="preserve"> är typisk art för </w:t>
+      </w:r>
+      <w:r>
+        <w:rPr>
+          <w:i/>
+        </w:rPr>
+        <w:t xml:space="preserve">9060 Åsbarrskog, 9070 Trädklädd betesmark, 6530 Lövängar, 1610 Åsöar i Östersjön, 6230 Stagg-gräsmarker, 6270 Silikatgräsmarker </w:t>
+      </w:r>
+      <w:r>
+        <w:t>och</w:t>
+      </w:r>
+      <w:r>
+        <w:rPr>
+          <w:i/>
+        </w:rPr>
+        <w:t xml:space="preserve"> 6510 Slåtterängar i låglandet </w:t>
+      </w:r>
+      <w:r>
+        <w:t>(SLU Artdatabanken, 2025).</w:t>
+      </w:r>
+    </w:p>
+    <w:p>
       <w:pPr>
         <w:pStyle w:val="Heading1"/>
       </w:pPr>
@@ -231,7 +260,7 @@
     <w:r>
       <w:tab/>
       <w:tab/>
-      <w:t>2026-01-28</w:t>
+      <w:t>2026-01-29</w:t>
       <w:br/>
       <w:br/>
     </w:r>

--- a/tillsyn/A 433-2026 tillsynsbegäran.docx
+++ b/tillsyn/A 433-2026 tillsynsbegäran.docx
@@ -260,7 +260,7 @@
     <w:r>
       <w:tab/>
       <w:tab/>
-      <w:t>2026-01-29</w:t>
+      <w:t>2026-01-30</w:t>
       <w:br/>
       <w:br/>
     </w:r>

--- a/tillsyn/A 433-2026 tillsynsbegäran.docx
+++ b/tillsyn/A 433-2026 tillsynsbegäran.docx
@@ -260,7 +260,7 @@
     <w:r>
       <w:tab/>
       <w:tab/>
-      <w:t>2026-01-30</w:t>
+      <w:t>2026-01-31</w:t>
       <w:br/>
       <w:br/>
     </w:r>

--- a/tillsyn/A 433-2026 tillsynsbegäran.docx
+++ b/tillsyn/A 433-2026 tillsynsbegäran.docx
@@ -280,7 +280,7 @@
     <w:r>
       <w:tab/>
       <w:tab/>
-      <w:t>2026-03-01</w:t>
+      <w:t>2026-03-02</w:t>
       <w:br/>
       <w:br/>
     </w:r>

--- a/tillsyn/A 433-2026 tillsynsbegäran.docx
+++ b/tillsyn/A 433-2026 tillsynsbegäran.docx
@@ -280,7 +280,7 @@
     <w:r>
       <w:tab/>
       <w:tab/>
-      <w:t>2026-03-02</w:t>
+      <w:t>2026-03-03</w:t>
       <w:br/>
       <w:br/>
     </w:r>

--- a/tillsyn/A 433-2026 tillsynsbegäran.docx
+++ b/tillsyn/A 433-2026 tillsynsbegäran.docx
@@ -280,7 +280,7 @@
     <w:r>
       <w:tab/>
       <w:tab/>
-      <w:t>2026-03-03</w:t>
+      <w:t>2026-03-04</w:t>
       <w:br/>
       <w:br/>
     </w:r>

--- a/tillsyn/A 433-2026 tillsynsbegäran.docx
+++ b/tillsyn/A 433-2026 tillsynsbegäran.docx
@@ -280,7 +280,7 @@
     <w:r>
       <w:tab/>
       <w:tab/>
-      <w:t>2026-03-04</w:t>
+      <w:t>2026-03-05</w:t>
       <w:br/>
       <w:br/>
     </w:r>

--- a/tillsyn/A 433-2026 tillsynsbegäran.docx
+++ b/tillsyn/A 433-2026 tillsynsbegäran.docx
@@ -280,7 +280,7 @@
     <w:r>
       <w:tab/>
       <w:tab/>
-      <w:t>2026-03-05</w:t>
+      <w:t>2026-03-06</w:t>
       <w:br/>
       <w:br/>
     </w:r>

--- a/tillsyn/A 433-2026 tillsynsbegäran.docx
+++ b/tillsyn/A 433-2026 tillsynsbegäran.docx
@@ -280,7 +280,7 @@
     <w:r>
       <w:tab/>
       <w:tab/>
-      <w:t>2026-03-06</w:t>
+      <w:t>2026-03-07</w:t>
       <w:br/>
       <w:br/>
     </w:r>

--- a/tillsyn/A 433-2026 tillsynsbegäran.docx
+++ b/tillsyn/A 433-2026 tillsynsbegäran.docx
@@ -280,7 +280,7 @@
     <w:r>
       <w:tab/>
       <w:tab/>
-      <w:t>2026-03-07</w:t>
+      <w:t>2026-03-08</w:t>
       <w:br/>
       <w:br/>
     </w:r>

--- a/tillsyn/A 433-2026 tillsynsbegäran.docx
+++ b/tillsyn/A 433-2026 tillsynsbegäran.docx
@@ -280,7 +280,7 @@
     <w:r>
       <w:tab/>
       <w:tab/>
-      <w:t>2026-03-08</w:t>
+      <w:t>2026-03-09</w:t>
       <w:br/>
       <w:br/>
     </w:r>

--- a/tillsyn/A 433-2026 tillsynsbegäran.docx
+++ b/tillsyn/A 433-2026 tillsynsbegäran.docx
@@ -280,7 +280,7 @@
     <w:r>
       <w:tab/>
       <w:tab/>
-      <w:t>2026-03-09</w:t>
+      <w:t>2026-03-10</w:t>
       <w:br/>
       <w:br/>
     </w:r>

--- a/tillsyn/A 433-2026 tillsynsbegäran.docx
+++ b/tillsyn/A 433-2026 tillsynsbegäran.docx
@@ -280,7 +280,7 @@
     <w:r>
       <w:tab/>
       <w:tab/>
-      <w:t>2026-03-10</w:t>
+      <w:t>2026-03-11</w:t>
       <w:br/>
       <w:br/>
     </w:r>

--- a/tillsyn/A 433-2026 tillsynsbegäran.docx
+++ b/tillsyn/A 433-2026 tillsynsbegäran.docx
@@ -280,7 +280,7 @@
     <w:r>
       <w:tab/>
       <w:tab/>
-      <w:t>2026-03-11</w:t>
+      <w:t>2026-03-12</w:t>
       <w:br/>
       <w:br/>
     </w:r>

--- a/tillsyn/A 433-2026 tillsynsbegäran.docx
+++ b/tillsyn/A 433-2026 tillsynsbegäran.docx
@@ -280,7 +280,7 @@
     <w:r>
       <w:tab/>
       <w:tab/>
-      <w:t>2026-03-12</w:t>
+      <w:t>2026-03-13</w:t>
       <w:br/>
       <w:br/>
     </w:r>

--- a/tillsyn/A 433-2026 tillsynsbegäran.docx
+++ b/tillsyn/A 433-2026 tillsynsbegäran.docx
@@ -280,7 +280,7 @@
     <w:r>
       <w:tab/>
       <w:tab/>
-      <w:t>2026-03-13</w:t>
+      <w:t>2026-03-16</w:t>
       <w:br/>
       <w:br/>
     </w:r>

--- a/tillsyn/A 433-2026 tillsynsbegäran.docx
+++ b/tillsyn/A 433-2026 tillsynsbegäran.docx
@@ -280,7 +280,7 @@
     <w:r>
       <w:tab/>
       <w:tab/>
-      <w:t>2026-03-16</w:t>
+      <w:t>2026-03-17</w:t>
       <w:br/>
       <w:br/>
     </w:r>

--- a/tillsyn/A 433-2026 tillsynsbegäran.docx
+++ b/tillsyn/A 433-2026 tillsynsbegäran.docx
@@ -280,7 +280,7 @@
     <w:r>
       <w:tab/>
       <w:tab/>
-      <w:t>2026-03-17</w:t>
+      <w:t>2026-03-18</w:t>
       <w:br/>
       <w:br/>
     </w:r>

--- a/tillsyn/A 433-2026 tillsynsbegäran.docx
+++ b/tillsyn/A 433-2026 tillsynsbegäran.docx
@@ -280,7 +280,7 @@
     <w:r>
       <w:tab/>
       <w:tab/>
-      <w:t>2026-03-18</w:t>
+      <w:t>2026-03-19</w:t>
       <w:br/>
       <w:br/>
     </w:r>

--- a/tillsyn/A 433-2026 tillsynsbegäran.docx
+++ b/tillsyn/A 433-2026 tillsynsbegäran.docx
@@ -280,7 +280,7 @@
     <w:r>
       <w:tab/>
       <w:tab/>
-      <w:t>2026-03-19</w:t>
+      <w:t>2026-03-20</w:t>
       <w:br/>
       <w:br/>
     </w:r>

--- a/tillsyn/A 433-2026 tillsynsbegäran.docx
+++ b/tillsyn/A 433-2026 tillsynsbegäran.docx
@@ -280,7 +280,7 @@
     <w:r>
       <w:tab/>
       <w:tab/>
-      <w:t>2026-03-20</w:t>
+      <w:t>2026-03-21</w:t>
       <w:br/>
       <w:br/>
     </w:r>

--- a/tillsyn/A 433-2026 tillsynsbegäran.docx
+++ b/tillsyn/A 433-2026 tillsynsbegäran.docx
@@ -280,7 +280,7 @@
     <w:r>
       <w:tab/>
       <w:tab/>
-      <w:t>2026-03-21</w:t>
+      <w:t>2026-03-22</w:t>
       <w:br/>
       <w:br/>
     </w:r>

--- a/tillsyn/A 433-2026 tillsynsbegäran.docx
+++ b/tillsyn/A 433-2026 tillsynsbegäran.docx
@@ -280,7 +280,7 @@
     <w:r>
       <w:tab/>
       <w:tab/>
-      <w:t>2026-03-22</w:t>
+      <w:t>2026-03-23</w:t>
       <w:br/>
       <w:br/>
     </w:r>

--- a/tillsyn/A 433-2026 tillsynsbegäran.docx
+++ b/tillsyn/A 433-2026 tillsynsbegäran.docx
@@ -280,7 +280,7 @@
     <w:r>
       <w:tab/>
       <w:tab/>
-      <w:t>2026-03-23</w:t>
+      <w:t>2026-03-24</w:t>
       <w:br/>
       <w:br/>
     </w:r>

--- a/tillsyn/A 433-2026 tillsynsbegäran.docx
+++ b/tillsyn/A 433-2026 tillsynsbegäran.docx
@@ -280,7 +280,7 @@
     <w:r>
       <w:tab/>
       <w:tab/>
-      <w:t>2026-03-24</w:t>
+      <w:t>2026-03-25</w:t>
       <w:br/>
       <w:br/>
     </w:r>

--- a/tillsyn/A 433-2026 tillsynsbegäran.docx
+++ b/tillsyn/A 433-2026 tillsynsbegäran.docx
@@ -280,7 +280,7 @@
     <w:r>
       <w:tab/>
       <w:tab/>
-      <w:t>2026-03-25</w:t>
+      <w:t>2026-03-26</w:t>
       <w:br/>
       <w:br/>
     </w:r>

--- a/tillsyn/A 433-2026 tillsynsbegäran.docx
+++ b/tillsyn/A 433-2026 tillsynsbegäran.docx
@@ -280,7 +280,7 @@
     <w:r>
       <w:tab/>
       <w:tab/>
-      <w:t>2026-03-26</w:t>
+      <w:t>2026-03-27</w:t>
       <w:br/>
       <w:br/>
     </w:r>

--- a/tillsyn/A 433-2026 tillsynsbegäran.docx
+++ b/tillsyn/A 433-2026 tillsynsbegäran.docx
@@ -280,7 +280,7 @@
     <w:r>
       <w:tab/>
       <w:tab/>
-      <w:t>2026-03-27</w:t>
+      <w:t>2026-03-28</w:t>
       <w:br/>
       <w:br/>
     </w:r>

--- a/tillsyn/A 433-2026 tillsynsbegäran.docx
+++ b/tillsyn/A 433-2026 tillsynsbegäran.docx
@@ -280,7 +280,7 @@
     <w:r>
       <w:tab/>
       <w:tab/>
-      <w:t>2026-03-28</w:t>
+      <w:t>2026-03-29</w:t>
       <w:br/>
       <w:br/>
     </w:r>

--- a/tillsyn/A 433-2026 tillsynsbegäran.docx
+++ b/tillsyn/A 433-2026 tillsynsbegäran.docx
@@ -280,7 +280,7 @@
     <w:r>
       <w:tab/>
       <w:tab/>
-      <w:t>2026-04-14</w:t>
+      <w:t>2026-04-15</w:t>
       <w:br/>
       <w:br/>
     </w:r>

--- a/tillsyn/A 433-2026 tillsynsbegäran.docx
+++ b/tillsyn/A 433-2026 tillsynsbegäran.docx
@@ -280,7 +280,7 @@
     <w:r>
       <w:tab/>
       <w:tab/>
-      <w:t>2026-04-15</w:t>
+      <w:t>2026-04-16</w:t>
       <w:br/>
       <w:br/>
     </w:r>

--- a/tillsyn/A 433-2026 tillsynsbegäran.docx
+++ b/tillsyn/A 433-2026 tillsynsbegäran.docx
@@ -280,7 +280,7 @@
     <w:r>
       <w:tab/>
       <w:tab/>
-      <w:t>2026-04-16</w:t>
+      <w:t>2026-04-17</w:t>
       <w:br/>
       <w:br/>
     </w:r>

--- a/tillsyn/A 433-2026 tillsynsbegäran.docx
+++ b/tillsyn/A 433-2026 tillsynsbegäran.docx
@@ -280,7 +280,7 @@
     <w:r>
       <w:tab/>
       <w:tab/>
-      <w:t>2026-04-17</w:t>
+      <w:t>2026-04-18</w:t>
       <w:br/>
       <w:br/>
     </w:r>

--- a/tillsyn/A 433-2026 tillsynsbegäran.docx
+++ b/tillsyn/A 433-2026 tillsynsbegäran.docx
@@ -280,7 +280,7 @@
     <w:r>
       <w:tab/>
       <w:tab/>
-      <w:t>2026-04-18</w:t>
+      <w:t>2026-04-19</w:t>
       <w:br/>
       <w:br/>
     </w:r>

--- a/tillsyn/A 433-2026 tillsynsbegäran.docx
+++ b/tillsyn/A 433-2026 tillsynsbegäran.docx
@@ -280,7 +280,7 @@
     <w:r>
       <w:tab/>
       <w:tab/>
-      <w:t>2026-04-19</w:t>
+      <w:t>2026-04-20</w:t>
       <w:br/>
       <w:br/>
     </w:r>

--- a/tillsyn/A 433-2026 tillsynsbegäran.docx
+++ b/tillsyn/A 433-2026 tillsynsbegäran.docx
@@ -280,7 +280,7 @@
     <w:r>
       <w:tab/>
       <w:tab/>
-      <w:t>2026-04-20</w:t>
+      <w:t>2026-04-21</w:t>
       <w:br/>
       <w:br/>
     </w:r>

--- a/tillsyn/A 433-2026 tillsynsbegäran.docx
+++ b/tillsyn/A 433-2026 tillsynsbegäran.docx
@@ -280,7 +280,7 @@
     <w:r>
       <w:tab/>
       <w:tab/>
-      <w:t>2026-04-21</w:t>
+      <w:t>2026-04-22</w:t>
       <w:br/>
       <w:br/>
     </w:r>

--- a/tillsyn/A 433-2026 tillsynsbegäran.docx
+++ b/tillsyn/A 433-2026 tillsynsbegäran.docx
@@ -280,7 +280,7 @@
     <w:r>
       <w:tab/>
       <w:tab/>
-      <w:t>2026-04-22</w:t>
+      <w:t>2026-04-23</w:t>
       <w:br/>
       <w:br/>
     </w:r>

--- a/tillsyn/A 433-2026 tillsynsbegäran.docx
+++ b/tillsyn/A 433-2026 tillsynsbegäran.docx
@@ -280,7 +280,7 @@
     <w:r>
       <w:tab/>
       <w:tab/>
-      <w:t>2026-04-23</w:t>
+      <w:t>2026-04-24</w:t>
       <w:br/>
       <w:br/>
     </w:r>

--- a/tillsyn/A 433-2026 tillsynsbegäran.docx
+++ b/tillsyn/A 433-2026 tillsynsbegäran.docx
@@ -280,7 +280,7 @@
     <w:r>
       <w:tab/>
       <w:tab/>
-      <w:t>2026-04-24</w:t>
+      <w:t>2026-04-25</w:t>
       <w:br/>
       <w:br/>
     </w:r>

--- a/tillsyn/A 433-2026 tillsynsbegäran.docx
+++ b/tillsyn/A 433-2026 tillsynsbegäran.docx
@@ -280,7 +280,7 @@
     <w:r>
       <w:tab/>
       <w:tab/>
-      <w:t>2026-04-25</w:t>
+      <w:t>2026-04-26</w:t>
       <w:br/>
       <w:br/>
     </w:r>

--- a/tillsyn/A 433-2026 tillsynsbegäran.docx
+++ b/tillsyn/A 433-2026 tillsynsbegäran.docx
@@ -280,7 +280,7 @@
     <w:r>
       <w:tab/>
       <w:tab/>
-      <w:t>2026-04-26</w:t>
+      <w:t>2026-04-27</w:t>
       <w:br/>
       <w:br/>
     </w:r>

--- a/tillsyn/A 433-2026 tillsynsbegäran.docx
+++ b/tillsyn/A 433-2026 tillsynsbegäran.docx
@@ -280,7 +280,7 @@
     <w:r>
       <w:tab/>
       <w:tab/>
-      <w:t>2026-04-27</w:t>
+      <w:t>2026-04-28</w:t>
       <w:br/>
       <w:br/>
     </w:r>

--- a/tillsyn/A 433-2026 tillsynsbegäran.docx
+++ b/tillsyn/A 433-2026 tillsynsbegäran.docx
@@ -280,7 +280,7 @@
     <w:r>
       <w:tab/>
       <w:tab/>
-      <w:t>2026-04-28</w:t>
+      <w:t>2026-04-29</w:t>
       <w:br/>
       <w:br/>
     </w:r>

--- a/tillsyn/A 433-2026 tillsynsbegäran.docx
+++ b/tillsyn/A 433-2026 tillsynsbegäran.docx
@@ -280,7 +280,7 @@
     <w:r>
       <w:tab/>
       <w:tab/>
-      <w:t>2026-04-29</w:t>
+      <w:t>2026-04-30</w:t>
       <w:br/>
       <w:br/>
     </w:r>

--- a/tillsyn/A 433-2026 tillsynsbegäran.docx
+++ b/tillsyn/A 433-2026 tillsynsbegäran.docx
@@ -280,7 +280,7 @@
     <w:r>
       <w:tab/>
       <w:tab/>
-      <w:t>2026-04-30</w:t>
+      <w:t>2026-05-01</w:t>
       <w:br/>
       <w:br/>
     </w:r>

--- a/tillsyn/A 433-2026 tillsynsbegäran.docx
+++ b/tillsyn/A 433-2026 tillsynsbegäran.docx
@@ -280,7 +280,7 @@
     <w:r>
       <w:tab/>
       <w:tab/>
-      <w:t>2026-05-01</w:t>
+      <w:t>2026-05-02</w:t>
       <w:br/>
       <w:br/>
     </w:r>

--- a/tillsyn/A 433-2026 tillsynsbegäran.docx
+++ b/tillsyn/A 433-2026 tillsynsbegäran.docx
@@ -280,7 +280,7 @@
     <w:r>
       <w:tab/>
       <w:tab/>
-      <w:t>2026-05-02</w:t>
+      <w:t>2026-05-03</w:t>
       <w:br/>
       <w:br/>
     </w:r>

--- a/tillsyn/A 433-2026 tillsynsbegäran.docx
+++ b/tillsyn/A 433-2026 tillsynsbegäran.docx
@@ -280,7 +280,7 @@
     <w:r>
       <w:tab/>
       <w:tab/>
-      <w:t>2026-05-16</w:t>
+      <w:t>2026-05-17</w:t>
       <w:br/>
       <w:br/>
     </w:r>

--- a/tillsyn/A 433-2026 tillsynsbegäran.docx
+++ b/tillsyn/A 433-2026 tillsynsbegäran.docx
@@ -280,7 +280,7 @@
     <w:r>
       <w:tab/>
       <w:tab/>
-      <w:t>2026-05-17</w:t>
+      <w:t>2026-05-18</w:t>
       <w:br/>
       <w:br/>
     </w:r>
